--- a/public/temas/ejercicio-1/ESQUEMA TEMA 33.docx
+++ b/public/temas/ejercicio-1/ESQUEMA TEMA 33.docx
@@ -2300,7 +2300,7 @@
           <w:rFonts w:ascii="Cambria" w:hAnsi="Cambria" w:cs="Cambria" w:eastAsia="Cambria"/>
           <w:sz w:val="22"/>
         </w:rPr>
-        <w:t>R = (Xq – X̅) / S</w:t>
+        <w:t>R = (Xq - X̅) / S</w:t>
       </w:r>
     </w:p>
     <w:p>
